--- a/Foreground Masking/documentation/SEP_Methodology_and_Parameters.docx
+++ b/Foreground Masking/documentation/SEP_Methodology_and_Parameters.docx
@@ -77,12 +77,12 @@
     </w:p>
     <w:p>
       <w:r>
-        <w:t>SEP is a Python library that exposes the core Source Extractor algorithms as functions that operate directly on NumPy arrays. In this project it is used as a practical replacement for the classic external SExtractor executable on Windows.</w:t>
+        <w:t>SEP is a Python library that exposes source-detection and segmentation functions that operate directly on NumPy arrays. In this project it is used as a direct Python foreground-detection backend on Windows.</w:t>
       </w:r>
     </w:p>
     <w:p>
       <w:r>
-        <w:t>The original Source Extractor method detects sources above a locally estimated sky background, separates blended detections, and returns a segmentation map in which detected pixels are assigned to object labels.</w:t>
+        <w:t>The SEP detection method detects sources above a locally estimated sky background, separates blended detections, and returns a segmentation map in which detected pixels are assigned to object labels.</w:t>
       </w:r>
     </w:p>
     <w:p>
@@ -135,7 +135,7 @@
         <w:spacing w:after="80"/>
       </w:pPr>
       <w:r>
-        <w:t>Deblend overlapping detections with the SEP/SExtractor deblending parameters.</w:t>
+        <w:t>Deblend overlapping detections with SEP deblending parameters.</w:t>
       </w:r>
     </w:p>
     <w:p>
@@ -1229,7 +1229,7 @@
     </w:p>
     <w:p>
       <w:r>
-        <w:t>The core SEP defaults were selected from standard Source Extractor-style starting values, then adapted empirically for the ESO120-012 test case. The added limits and central exclusion were introduced to reduce the risk of masking true galaxy light.</w:t>
+        <w:t>The core SEP defaults were selected from standard source-detection starting values, then adapted empirically for the ESO120-012 test case. The added limits and central exclusion were introduced to reduce the risk of masking true galaxy light.</w:t>
       </w:r>
     </w:p>
     <w:tbl>
@@ -1417,7 +1417,7 @@
               <w:spacing w:after="0"/>
             </w:pPr>
             <w:r>
-              <w:t>Classic SExtractor-like deblending behaviour: reasonably aggressive splitting without disabling object separation.</w:t>
+              <w:t>Reasonably aggressive splitting without disabling object separation.</w:t>
             </w:r>
           </w:p>
         </w:tc>
@@ -1636,16 +1636,7 @@
         <w:spacing w:after="80"/>
       </w:pPr>
       <w:r>
-        <w:t>Bertin, E. and Arnouts, S. 1996, SExtractor: Software for source extraction, A&amp;AS, 117, 393-404.</w:t>
-      </w:r>
-    </w:p>
-    <w:p>
-      <w:pPr>
-        <w:pStyle w:val="ListBullet"/>
-        <w:spacing w:after="80"/>
-      </w:pPr>
-      <w:r>
-        <w:t>Astromatic SExtractor project page: https://www.astromatic.net/software/sextractor/</w:t>
+        <w:t>Barbary, K. 2016, SEP: Source Extraction and Photometry in Python.</w:t>
       </w:r>
     </w:p>
     <w:sectPr>
